--- a/DOCX/NHOM5_Virtual Memory Page Replacement Simulator (FIFO, LRU, OPT) (1) (1).docx
+++ b/DOCX/NHOM5_Virtual Memory Page Replacement Simulator (FIFO, LRU, OPT) (1) (1).docx
@@ -1569,15 +1569,7 @@
                 <w:sz w:val="26"/>
                 <w:szCs w:val="26"/>
               </w:rPr>
-              <w:t>9</w:t>
-            </w:r>
-            <w:r>
-              <w:rPr>
-                <w:rFonts w:ascii="Times New Roman" w:hAnsi="Times New Roman" w:cs="Times New Roman"/>
-                <w:sz w:val="26"/>
-                <w:szCs w:val="26"/>
-              </w:rPr>
-              <w:t>0%</w:t>
+              <w:t>100%</w:t>
             </w:r>
           </w:p>
         </w:tc>

--- a/DOCX/NHOM5_Virtual Memory Page Replacement Simulator (FIFO, LRU, OPT) (1) (1).docx
+++ b/DOCX/NHOM5_Virtual Memory Page Replacement Simulator (FIFO, LRU, OPT) (1) (1).docx
@@ -1676,7 +1676,7 @@
                 <w:sz w:val="26"/>
                 <w:szCs w:val="26"/>
               </w:rPr>
-              <w:t>90%</w:t>
+              <w:t>100%</w:t>
             </w:r>
           </w:p>
         </w:tc>
